--- a/projects/valuepickr-open-screen/docs/Deep Industries.docx
+++ b/projects/valuepickr-open-screen/docs/Deep Industries.docx
@@ -2534,6 +2534,40 @@
         </w:tc>
       </w:tr>
     </w:tbl>
+    <w:p>
+      <w:pPr>
+        <w:spacing w:after="60" w:before="120"/>
+      </w:pPr>
+      <w:r>
+        <w:rPr>
+          <w:b/>
+          <w:bCs/>
+          <w:sz w:val="20"/>
+          <w:szCs w:val="20"/>
+        </w:rPr>
+        <w:t xml:space="preserve">Track record (Coffee Can persistence check): </w:t>
+      </w:r>
+      <w:r>
+        <w:rPr>
+          <w:sz w:val="20"/>
+          <w:szCs w:val="20"/>
+        </w:rPr>
+        <w:t xml:space="preserve">cleared revenue growth ≥10% AND ROCE ≥15% in 1 of the last 8 years (consistency_score 13)</w:t>
+      </w:r>
+    </w:p>
+    <w:p>
+      <w:pPr>
+        <w:spacing w:after="120"/>
+      </w:pPr>
+      <w:r>
+        <w:rPr>
+          <w:color w:val="666666"/>
+          <w:sz w:val="18"/>
+          <w:szCs w:val="18"/>
+        </w:rPr>
+        <w:t xml:space="preserve">screener.in FY19-FY26: only FY25 cleared both bars (revenue +34.9% YoY, ROCE 16%). FY26 revenue +54.7% but reported ROCE was negative on the one-off Rs208.28cr non-cash Kandla Energy legacy-receivables write-off. FY20-FY24 ROCE stuck at 8-12% through the O&amp;G capex downcycle; FY19 ROCE was 34% but revenue grew only ~2%.</w:t>
+      </w:r>
+    </w:p>
     <w:p>
       <w:pPr>
         <w:pStyle w:val="Heading1"/>

--- a/projects/valuepickr-open-screen/docs/Deep Industries.docx
+++ b/projects/valuepickr-open-screen/docs/Deep Industries.docx
@@ -3020,6 +3020,187 @@
           <w:szCs w:val="18"/>
         </w:rPr>
         <w:t xml:space="preserve">This is independent research and analysis for informational purposes only, not personalized financial or investment advice. Past multi-bagger performance and forum/social sentiment are not indicators of future returns. Do your own due diligence before investing.</w:t>
+      </w:r>
+    </w:p>
+    <w:p/>
+    <w:p>
+      <w:r>
+        <w:rPr>
+          <w:b/>
+          <w:sz w:val="28"/>
+        </w:rPr>
+        <w:t>🔄 RESEARCH UPDATE - 2026-10-05</w:t>
+      </w:r>
+    </w:p>
+    <w:p>
+      <w:r>
+        <w:rPr>
+          <w:b/>
+        </w:rPr>
+        <w:t>📊 Key Metrics:</w:t>
+      </w:r>
+    </w:p>
+    <w:p>
+      <w:pPr>
+        <w:ind w:left="360"/>
+      </w:pPr>
+      <w:r>
+        <w:t xml:space="preserve">  • Company: Deep Industries Ltd</w:t>
+      </w:r>
+    </w:p>
+    <w:p>
+      <w:pPr>
+        <w:ind w:left="360"/>
+      </w:pPr>
+      <w:r>
+        <w:t xml:space="preserve">  • Conviction: Not rated</w:t>
+      </w:r>
+    </w:p>
+    <w:p>
+      <w:pPr>
+        <w:ind w:left="360"/>
+      </w:pPr>
+      <w:r>
+        <w:t xml:space="preserve">  • Thesis: 10x-in-2-3-years</w:t>
+      </w:r>
+    </w:p>
+    <w:p>
+      <w:pPr>
+        <w:ind w:left="360"/>
+      </w:pPr>
+      <w:r>
+        <w:t xml:space="preserve">  • 4-Box Score: 3.0</w:t>
+      </w:r>
+    </w:p>
+    <w:p>
+      <w:pPr>
+        <w:ind w:left="360"/>
+      </w:pPr>
+      <w:r>
+        <w:t xml:space="preserve">  • Research Date: 2026-09-05</w:t>
+      </w:r>
+    </w:p>
+    <w:p>
+      <w:pPr>
+        <w:ind w:left="360"/>
+      </w:pPr>
+      <w:r>
+        <w:t xml:space="preserve">  • Red Flag: None</w:t>
+      </w:r>
+    </w:p>
+    <w:p/>
+    <w:p>
+      <w:r>
+        <w:rPr>
+          <w:b/>
+        </w:rPr>
+        <w:t>📝 Verdict:</w:t>
+      </w:r>
+    </w:p>
+    <w:p>
+      <w:pPr>
+        <w:ind w:left="360"/>
+      </w:pPr>
+      <w:r>
+        <w:t>A genuine operating inflection (Q1FY27: +44% PAT, 100% utilization, Rs3,047cr order book) clarifies the prior 'negative returns' bear case was a one-off write-off, not a real decline -- but a live ONGC relationship dispute and legacy-receivables arbitration keep this from a higher conviction</w:t>
+      </w:r>
+    </w:p>
+    <w:p/>
+    <w:p>
+      <w:r>
+        <w:rPr>
+          <w:b/>
+        </w:rPr>
+        <w:t>📈 Bull Case:</w:t>
+      </w:r>
+    </w:p>
+    <w:p>
+      <w:pPr>
+        <w:ind w:left="360"/>
+      </w:pPr>
+      <w:r>
+        <w:t>The 'negative recent returns' bear-case data point is now explained: a one-off, non-cash Rs208.28cr legacy-receivables write-off (Kandla Energy), not an operating decline -- FY26 pre-exceptional PBT actually grew 65% YoY</w:t>
+      </w:r>
+    </w:p>
+    <w:p>
+      <w:pPr>
+        <w:ind w:left="360"/>
+      </w:pPr>
+      <w:r>
+        <w:t>Q1FY27 shows a genuine operating inflection: revenue +40% YoY, PAT +44.48% YoY, 100% fleet utilization, EBITDA margin 43.6%</w:t>
+      </w:r>
+    </w:p>
+    <w:p>
+      <w:pPr>
+        <w:ind w:left="360"/>
+      </w:pPr>
+      <w:r>
+        <w:t>Rs3,047cr consolidated order book (~3.4x FY26 revenue) with &gt;60% executable over 2-2.5 years gives real revenue visibility; management guides ~Rs1,100cr FY27 revenue and ~Rs500cr FY28 PAT</w:t>
+      </w:r>
+    </w:p>
+    <w:p>
+      <w:pPr>
+        <w:ind w:left="360"/>
+      </w:pPr>
+      <w:r>
+        <w:t>Government CBM bid rounds and the ONGC production-enhancement contract (Rs1,402cr, 15-year) are concrete, dated catalysts for the national gas-grid buildout</w:t>
+      </w:r>
+    </w:p>
+    <w:p>
+      <w:pPr>
+        <w:ind w:left="360"/>
+      </w:pPr>
+      <w:r>
+        <w:t>Low debt (D/E 0.1) and reasonable valuation (P/E ~18-19x, P/B 1.4x) leave real room to pay for the growth on offer</w:t>
+      </w:r>
+    </w:p>
+    <w:p/>
+    <w:p>
+      <w:r>
+        <w:rPr>
+          <w:b/>
+        </w:rPr>
+        <w:t>📉 Bear Case:</w:t>
+      </w:r>
+    </w:p>
+    <w:p>
+      <w:pPr>
+        <w:ind w:left="360"/>
+      </w:pPr>
+      <w:r>
+        <w:t>A live ONGC provisional business-suspension dispute (alleged nonperformance tied to the Jan-2026 Mori-5 gas-leak incident) remains unresolved via arbitration -- a real relationship risk with the company's single largest counterparty, even after partial relief narrowed its scope in Mar-2026</w:t>
+      </w:r>
+    </w:p>
+    <w:p>
+      <w:pPr>
+        <w:ind w:left="360"/>
+      </w:pPr>
+      <w:r>
+        <w:t>Rs161.11cr of pre-acquisition Dolphin Offshore legacy receivables remain under arbitration; a second, separate Rs208.28cr write-off (Kandla Energy legacy receivables) already hit FY26 -- a pattern of inherited-receivables problems across two acquisitions</w:t>
+      </w:r>
+    </w:p>
+    <w:p>
+      <w:pPr>
+        <w:ind w:left="360"/>
+      </w:pPr>
+      <w:r>
+        <w:t>A Rs90.6cr unsecured loan to sister concern Prabha Energy (same promoter group) at 12% interest is a related-party exposure worth ongoing governance scrutiny</w:t>
+      </w:r>
+    </w:p>
+    <w:p>
+      <w:pPr>
+        <w:ind w:left="360"/>
+      </w:pPr>
+      <w:r>
+        <w:t>The PEC (production enhancement contract) incremental-production ramp has already slipped ~5-6 months due to the Mori-5 incident, restart now targeted Oct-2026 -- one guidance miss on record</w:t>
+      </w:r>
+    </w:p>
+    <w:p>
+      <w:pPr>
+        <w:ind w:left="360"/>
+      </w:pPr>
+      <w:r>
+        <w:t>Oilfield services is inherently cyclical and contract/counterparty-dependent</w:t>
       </w:r>
     </w:p>
     <w:sectPr>
